--- a/docs/приложение 2 апп.docx
+++ b/docs/приложение 2 апп.docx
@@ -138,7 +138,7 @@
         <w:rPr>
           <w:rFonts w:ascii="Roboto" w:hAnsi="Roboto"/>
         </w:rPr>
-        <w:t>29</w:t>
+        <w:t>19</w:t>
       </w:r>
       <w:r>
         <w:rPr>
@@ -150,7 +150,7 @@
         <w:rPr>
           <w:rFonts w:ascii="Roboto" w:hAnsi="Roboto"/>
         </w:rPr>
-        <w:t>января</w:t>
+        <w:t>февраля</w:t>
       </w:r>
       <w:r>
         <w:rPr>
@@ -188,20 +188,13 @@
         <w:rPr>
           <w:rFonts w:ascii="Roboto" w:hAnsi="Roboto"/>
         </w:rPr>
-        <w:t>Индивидуальный предприниматель ________________________________________________,</w:t>
-      </w:r>
-    </w:p>
-    <w:p>
-      <w:pPr>
-        <w:rPr>
-          <w:rFonts w:ascii="Roboto" w:hAnsi="Roboto"/>
-        </w:rPr>
-      </w:pPr>
-      <w:r>
-        <w:rPr>
-          <w:rFonts w:ascii="Roboto" w:hAnsi="Roboto"/>
-        </w:rPr>
-        <w:t>именуемый в дальнейшем «Заказчик», с одной стороны,</w:t>
+        <w:t>Индивидуальный предприниматель Литвинов Владислав Юрьевич (ИНН 710711323068), действующий на основании свидетельства о государственной регистрации, именуемый в дальнейшем «Заказчик», с одной стороны</w:t>
+      </w:r>
+      <w:r>
+        <w:rPr>
+          <w:rFonts w:ascii="Roboto" w:hAnsi="Roboto"/>
+        </w:rPr>
+        <w:t>,</w:t>
       </w:r>
     </w:p>
     <w:p>
@@ -227,7 +220,19 @@
         <w:rPr>
           <w:rFonts w:ascii="Roboto" w:hAnsi="Roboto"/>
         </w:rPr>
-        <w:t>Гражданин Российской Федерации ________________________________________________,</w:t>
+        <w:t xml:space="preserve">Гражданин Российской Федерации </w:t>
+      </w:r>
+      <w:r>
+        <w:rPr>
+          <w:rFonts w:ascii="Roboto" w:hAnsi="Roboto"/>
+        </w:rPr>
+        <w:t>Попович Владислав Павлович</w:t>
+      </w:r>
+      <w:r>
+        <w:rPr>
+          <w:rFonts w:ascii="Roboto" w:hAnsi="Roboto"/>
+        </w:rPr>
+        <w:t>,</w:t>
       </w:r>
     </w:p>
     <w:p>
@@ -320,41 +325,34 @@
       <w:pPr>
         <w:rPr>
           <w:rFonts w:ascii="Roboto" w:hAnsi="Roboto"/>
-        </w:rPr>
-      </w:pPr>
-      <w:r>
-        <w:rPr>
-          <w:rFonts w:ascii="Roboto" w:hAnsi="Roboto"/>
-        </w:rPr>
-        <w:t xml:space="preserve">Разработка </w:t>
-      </w:r>
-      <w:proofErr w:type="spellStart"/>
-      <w:r>
-        <w:rPr>
-          <w:rFonts w:ascii="Roboto" w:hAnsi="Roboto"/>
-        </w:rPr>
-        <w:t>Telegram</w:t>
-      </w:r>
-      <w:proofErr w:type="spellEnd"/>
-      <w:r>
-        <w:rPr>
-          <w:rFonts w:ascii="Roboto" w:hAnsi="Roboto"/>
-        </w:rPr>
-        <w:t xml:space="preserve"> Mini </w:t>
-      </w:r>
-      <w:proofErr w:type="spellStart"/>
-      <w:r>
-        <w:rPr>
-          <w:rFonts w:ascii="Roboto" w:hAnsi="Roboto"/>
-        </w:rPr>
-        <w:t>App</w:t>
-      </w:r>
-      <w:proofErr w:type="spellEnd"/>
-      <w:r>
-        <w:rPr>
-          <w:rFonts w:ascii="Roboto" w:hAnsi="Roboto"/>
-        </w:rPr>
-        <w:t xml:space="preserve"> «Бирка» </w:t>
+          <w:lang w:val="en-US"/>
+        </w:rPr>
+      </w:pPr>
+      <w:r>
+        <w:rPr>
+          <w:rFonts w:ascii="Roboto" w:hAnsi="Roboto"/>
+        </w:rPr>
+        <w:t>Разработка</w:t>
+      </w:r>
+      <w:r>
+        <w:rPr>
+          <w:rFonts w:ascii="Roboto" w:hAnsi="Roboto"/>
+          <w:lang w:val="en-US"/>
+        </w:rPr>
+        <w:t xml:space="preserve"> Telegram Mini App «</w:t>
+      </w:r>
+      <w:r>
+        <w:rPr>
+          <w:rFonts w:ascii="Roboto" w:hAnsi="Roboto"/>
+        </w:rPr>
+        <w:t>Бирка</w:t>
+      </w:r>
+      <w:r>
+        <w:rPr>
+          <w:rFonts w:ascii="Roboto" w:hAnsi="Roboto"/>
+          <w:lang w:val="en-US"/>
+        </w:rPr>
+        <w:t xml:space="preserve">» </w:t>
       </w:r>
     </w:p>
     <w:p>
@@ -794,7 +792,7 @@
       </w:tblPr>
       <w:tblGrid>
         <w:gridCol w:w="4672"/>
-        <w:gridCol w:w="4683"/>
+        <w:gridCol w:w="4673"/>
       </w:tblGrid>
       <w:tr>
         <w:tc>
@@ -838,125 +836,153 @@
               <w:rPr>
                 <w:rFonts w:ascii="Roboto" w:hAnsi="Roboto"/>
               </w:rPr>
-              <w:t>Индивидуальный предприниматель</w:t>
-            </w:r>
-          </w:p>
-          <w:p>
-            <w:pPr>
-              <w:rPr>
-                <w:rFonts w:ascii="Roboto" w:hAnsi="Roboto"/>
-              </w:rPr>
-            </w:pPr>
-          </w:p>
-          <w:p>
-            <w:pPr>
-              <w:rPr>
-                <w:rFonts w:ascii="Roboto" w:hAnsi="Roboto"/>
-              </w:rPr>
-            </w:pPr>
-            <w:r>
-              <w:rPr>
-                <w:rFonts w:ascii="Roboto" w:hAnsi="Roboto"/>
-              </w:rPr>
-              <w:t>____________________________________________</w:t>
-            </w:r>
-          </w:p>
-          <w:p>
-            <w:pPr>
-              <w:rPr>
-                <w:rFonts w:ascii="Roboto" w:hAnsi="Roboto"/>
-              </w:rPr>
-            </w:pPr>
-          </w:p>
-          <w:p>
-            <w:pPr>
-              <w:rPr>
-                <w:rFonts w:ascii="Roboto" w:hAnsi="Roboto"/>
-              </w:rPr>
-            </w:pPr>
-            <w:r>
-              <w:rPr>
-                <w:rFonts w:ascii="Roboto" w:hAnsi="Roboto"/>
-              </w:rPr>
-              <w:t>ОГРНИ</w:t>
-            </w:r>
-            <w:r>
-              <w:rPr>
-                <w:rFonts w:ascii="Roboto" w:hAnsi="Roboto"/>
-              </w:rPr>
-              <w:t xml:space="preserve">П: </w:t>
-            </w:r>
-            <w:r>
-              <w:rPr>
-                <w:rFonts w:ascii="Roboto" w:hAnsi="Roboto"/>
-              </w:rPr>
-              <w:t>__________________________________</w:t>
-            </w:r>
-          </w:p>
-          <w:p>
-            <w:pPr>
-              <w:rPr>
-                <w:rFonts w:ascii="Roboto" w:hAnsi="Roboto"/>
-              </w:rPr>
-            </w:pPr>
-          </w:p>
-          <w:p>
-            <w:pPr>
-              <w:rPr>
-                <w:rFonts w:ascii="Roboto" w:hAnsi="Roboto"/>
-              </w:rPr>
-            </w:pPr>
-            <w:r>
-              <w:rPr>
-                <w:rFonts w:ascii="Roboto" w:hAnsi="Roboto"/>
-              </w:rPr>
-              <w:t>ИНН: _______________________________________</w:t>
-            </w:r>
-          </w:p>
-          <w:p>
-            <w:pPr>
-              <w:rPr>
-                <w:rFonts w:ascii="Roboto" w:hAnsi="Roboto"/>
-              </w:rPr>
-            </w:pPr>
-          </w:p>
-          <w:p>
-            <w:pPr>
-              <w:rPr>
-                <w:rFonts w:ascii="Roboto" w:hAnsi="Roboto"/>
-              </w:rPr>
-            </w:pPr>
-            <w:r>
-              <w:rPr>
-                <w:rFonts w:ascii="Roboto" w:hAnsi="Roboto"/>
-              </w:rPr>
-              <w:t>Адрес регистрации:</w:t>
-            </w:r>
-            <w:r>
-              <w:rPr>
-                <w:rFonts w:ascii="Roboto" w:hAnsi="Roboto"/>
-              </w:rPr>
-              <w:t xml:space="preserve"> </w:t>
-            </w:r>
-            <w:r>
-              <w:rPr>
-                <w:rFonts w:ascii="Roboto" w:hAnsi="Roboto"/>
-              </w:rPr>
-              <w:t>______________________</w:t>
-            </w:r>
-          </w:p>
-          <w:p>
-            <w:pPr>
-              <w:rPr>
-                <w:rFonts w:ascii="Roboto" w:hAnsi="Roboto"/>
-              </w:rPr>
-            </w:pPr>
-            <w:r>
-              <w:rPr>
-                <w:rFonts w:ascii="Roboto" w:hAnsi="Roboto"/>
-              </w:rPr>
-              <w:t>____________________________________________</w:t>
-            </w:r>
+              <w:t>Индивидуальный предприниматель Литвинов Владислав Юрьевич</w:t>
+            </w:r>
+          </w:p>
+          <w:p>
+            <w:pPr>
+              <w:rPr>
+                <w:rFonts w:ascii="Roboto" w:hAnsi="Roboto"/>
+              </w:rPr>
+            </w:pPr>
+          </w:p>
+          <w:p>
+            <w:pPr>
+              <w:rPr>
+                <w:rFonts w:ascii="Roboto" w:hAnsi="Roboto"/>
+              </w:rPr>
+            </w:pPr>
+            <w:r>
+              <w:rPr>
+                <w:rFonts w:ascii="Roboto" w:hAnsi="Roboto"/>
+              </w:rPr>
+              <w:t>Юридический адрес организации</w:t>
+            </w:r>
+          </w:p>
+          <w:p>
+            <w:pPr>
+              <w:rPr>
+                <w:rFonts w:ascii="Roboto" w:hAnsi="Roboto"/>
+              </w:rPr>
+            </w:pPr>
+            <w:r>
+              <w:rPr>
+                <w:rFonts w:ascii="Roboto" w:hAnsi="Roboto"/>
+              </w:rPr>
+              <w:t xml:space="preserve">123308, Россия, г. Москва, </w:t>
+            </w:r>
+            <w:proofErr w:type="spellStart"/>
+            <w:r>
+              <w:rPr>
+                <w:rFonts w:ascii="Roboto" w:hAnsi="Roboto"/>
+              </w:rPr>
+              <w:t>Карамышевская</w:t>
+            </w:r>
+            <w:proofErr w:type="spellEnd"/>
+            <w:r>
+              <w:rPr>
+                <w:rFonts w:ascii="Roboto" w:hAnsi="Roboto"/>
+              </w:rPr>
+              <w:t xml:space="preserve"> наб. 2а, кв. 2</w:t>
+            </w:r>
+          </w:p>
+          <w:p>
+            <w:pPr>
+              <w:rPr>
+                <w:rFonts w:ascii="Roboto" w:hAnsi="Roboto"/>
+              </w:rPr>
+            </w:pPr>
+          </w:p>
+          <w:p>
+            <w:pPr>
+              <w:rPr>
+                <w:rFonts w:ascii="Roboto" w:hAnsi="Roboto"/>
+                <w:lang w:val="en-US"/>
+              </w:rPr>
+            </w:pPr>
+            <w:r>
+              <w:rPr>
+                <w:rFonts w:ascii="Roboto" w:hAnsi="Roboto"/>
+              </w:rPr>
+              <w:t>ОГРНИП</w:t>
+            </w:r>
+            <w:r>
+              <w:rPr>
+                <w:rFonts w:ascii="Roboto" w:hAnsi="Roboto"/>
+                <w:lang w:val="en-US"/>
+              </w:rPr>
+              <w:t>: 316774600438901</w:t>
+            </w:r>
+          </w:p>
+          <w:p>
+            <w:pPr>
+              <w:rPr>
+                <w:rFonts w:ascii="Roboto" w:hAnsi="Roboto"/>
+                <w:lang w:val="en-US"/>
+              </w:rPr>
+            </w:pPr>
+            <w:r>
+              <w:rPr>
+                <w:rFonts w:ascii="Roboto" w:hAnsi="Roboto"/>
+              </w:rPr>
+              <w:t>ИНН</w:t>
+            </w:r>
+            <w:r>
+              <w:rPr>
+                <w:rFonts w:ascii="Roboto" w:hAnsi="Roboto"/>
+                <w:lang w:val="en-US"/>
+              </w:rPr>
+              <w:t xml:space="preserve"> 710711323068</w:t>
+            </w:r>
+          </w:p>
+          <w:p>
+            <w:pPr>
+              <w:rPr>
+                <w:rFonts w:ascii="Roboto" w:hAnsi="Roboto"/>
+                <w:lang w:val="en-US"/>
+              </w:rPr>
+            </w:pPr>
+            <w:r>
+              <w:rPr>
+                <w:rFonts w:ascii="Roboto" w:hAnsi="Roboto"/>
+                <w:lang w:val="en-US"/>
+              </w:rPr>
+              <w:t xml:space="preserve">E-mail: </w:t>
+            </w:r>
+            <w:r>
+              <w:rPr>
+                <w:rFonts w:ascii="Roboto" w:hAnsi="Roboto"/>
+                <w:lang w:val="en-US"/>
+              </w:rPr>
+              <w:t>vlitvinov17@yandex</w:t>
+            </w:r>
+            <w:r>
+              <w:rPr>
+                <w:rFonts w:ascii="Roboto" w:hAnsi="Roboto"/>
+                <w:lang w:val="en-US"/>
+              </w:rPr>
+              <w:t>.ru</w:t>
+            </w:r>
+          </w:p>
+          <w:p>
+            <w:pPr>
+              <w:rPr>
+                <w:rFonts w:ascii="Roboto" w:hAnsi="Roboto"/>
+              </w:rPr>
+            </w:pPr>
+            <w:r>
+              <w:rPr>
+                <w:rFonts w:ascii="Roboto" w:hAnsi="Roboto"/>
+              </w:rPr>
+              <w:t>телефон: + 7 (965) 353-45-04</w:t>
+            </w:r>
+          </w:p>
+          <w:p>
+            <w:pPr>
+              <w:rPr>
+                <w:rFonts w:ascii="Roboto" w:hAnsi="Roboto"/>
+              </w:rPr>
+            </w:pPr>
           </w:p>
           <w:p>
             <w:pPr>
@@ -984,103 +1010,103 @@
                 <w:rFonts w:ascii="Roboto" w:hAnsi="Roboto"/>
               </w:rPr>
             </w:pPr>
-          </w:p>
-          <w:p>
-            <w:pPr>
-              <w:rPr>
-                <w:rFonts w:ascii="Roboto" w:hAnsi="Roboto"/>
-              </w:rPr>
-            </w:pPr>
-            <w:r>
-              <w:rPr>
-                <w:rFonts w:ascii="Roboto" w:hAnsi="Roboto"/>
-              </w:rPr>
-              <w:t>Р/с: ________________________________________</w:t>
-            </w:r>
-          </w:p>
-          <w:p>
-            <w:pPr>
-              <w:rPr>
-                <w:rFonts w:ascii="Roboto" w:hAnsi="Roboto"/>
-              </w:rPr>
-            </w:pPr>
-            <w:r>
-              <w:rPr>
-                <w:rFonts w:ascii="Roboto" w:hAnsi="Roboto"/>
-              </w:rPr>
-              <w:t>Банк: _______________________________________</w:t>
-            </w:r>
-          </w:p>
-          <w:p>
-            <w:pPr>
-              <w:rPr>
-                <w:rFonts w:ascii="Roboto" w:hAnsi="Roboto"/>
-              </w:rPr>
-            </w:pPr>
-            <w:r>
-              <w:rPr>
-                <w:rFonts w:ascii="Roboto" w:hAnsi="Roboto"/>
-              </w:rPr>
-              <w:t>БИК: _______________________________________</w:t>
-            </w:r>
-          </w:p>
-          <w:p>
-            <w:pPr>
-              <w:rPr>
-                <w:rFonts w:ascii="Roboto" w:hAnsi="Roboto"/>
-              </w:rPr>
-            </w:pPr>
-            <w:r>
-              <w:rPr>
-                <w:rFonts w:ascii="Roboto" w:hAnsi="Roboto"/>
-              </w:rPr>
-              <w:t>К/с: ________________________________________</w:t>
-            </w:r>
-          </w:p>
-          <w:p>
-            <w:pPr>
-              <w:rPr>
-                <w:rFonts w:ascii="Roboto" w:hAnsi="Roboto"/>
-              </w:rPr>
-            </w:pPr>
-            <w:r>
-              <w:rPr>
-                <w:rFonts w:ascii="Roboto" w:hAnsi="Roboto"/>
-              </w:rPr>
-              <w:t>Телефон: ____________________________________</w:t>
-            </w:r>
-          </w:p>
-          <w:p>
-            <w:pPr>
-              <w:rPr>
-                <w:rFonts w:ascii="Roboto" w:hAnsi="Roboto"/>
-              </w:rPr>
-            </w:pPr>
-            <w:r>
-              <w:rPr>
-                <w:rFonts w:ascii="Roboto" w:hAnsi="Roboto"/>
-              </w:rPr>
-              <w:t>E-mail: _____________________________________</w:t>
-            </w:r>
-          </w:p>
-          <w:p>
-            <w:pPr>
-              <w:rPr>
-                <w:rFonts w:ascii="Roboto" w:hAnsi="Roboto"/>
-              </w:rPr>
-            </w:pPr>
-          </w:p>
-          <w:p>
-            <w:pPr>
-              <w:rPr>
-                <w:rFonts w:ascii="Roboto" w:hAnsi="Roboto"/>
-              </w:rPr>
-            </w:pPr>
-            <w:r>
-              <w:rPr>
-                <w:rFonts w:ascii="Roboto" w:hAnsi="Roboto"/>
-              </w:rPr>
-              <w:t>Подпись: _________________ / ______________ /</w:t>
+            <w:r>
+              <w:rPr>
+                <w:rFonts w:ascii="Roboto" w:hAnsi="Roboto"/>
+              </w:rPr>
+              <w:t>р/c 40802810720000506440</w:t>
+            </w:r>
+          </w:p>
+          <w:p>
+            <w:pPr>
+              <w:rPr>
+                <w:rFonts w:ascii="Roboto" w:hAnsi="Roboto"/>
+              </w:rPr>
+            </w:pPr>
+            <w:r>
+              <w:rPr>
+                <w:rFonts w:ascii="Roboto" w:hAnsi="Roboto"/>
+              </w:rPr>
+              <w:t>ООО "Банк Точка"</w:t>
+            </w:r>
+          </w:p>
+          <w:p>
+            <w:pPr>
+              <w:rPr>
+                <w:rFonts w:ascii="Roboto" w:hAnsi="Roboto"/>
+              </w:rPr>
+            </w:pPr>
+            <w:r>
+              <w:rPr>
+                <w:rFonts w:ascii="Roboto" w:hAnsi="Roboto"/>
+              </w:rPr>
+              <w:t>к/c 30101810745374525104</w:t>
+            </w:r>
+          </w:p>
+          <w:p>
+            <w:pPr>
+              <w:rPr>
+                <w:rFonts w:ascii="Roboto" w:hAnsi="Roboto"/>
+              </w:rPr>
+            </w:pPr>
+            <w:r>
+              <w:rPr>
+                <w:rFonts w:ascii="Roboto" w:hAnsi="Roboto"/>
+              </w:rPr>
+              <w:t>БИК 044525104</w:t>
+            </w:r>
+          </w:p>
+          <w:p>
+            <w:pPr>
+              <w:rPr>
+                <w:rFonts w:ascii="Roboto" w:hAnsi="Roboto"/>
+              </w:rPr>
+            </w:pPr>
+          </w:p>
+          <w:p>
+            <w:pPr>
+              <w:rPr>
+                <w:rFonts w:ascii="Roboto" w:hAnsi="Roboto"/>
+              </w:rPr>
+            </w:pPr>
+            <w:r>
+              <w:rPr>
+                <w:rFonts w:ascii="Roboto" w:hAnsi="Roboto"/>
+              </w:rPr>
+              <w:t>Индивидуальный предприниматель Литвинов Владислав Юрьевич</w:t>
+            </w:r>
+          </w:p>
+          <w:p>
+            <w:pPr>
+              <w:rPr>
+                <w:rFonts w:ascii="Roboto" w:hAnsi="Roboto"/>
+              </w:rPr>
+            </w:pPr>
+          </w:p>
+          <w:p>
+            <w:pPr>
+              <w:rPr>
+                <w:rFonts w:ascii="Roboto" w:hAnsi="Roboto"/>
+              </w:rPr>
+            </w:pPr>
+          </w:p>
+          <w:p>
+            <w:pPr>
+              <w:rPr>
+                <w:rFonts w:ascii="Roboto" w:hAnsi="Roboto"/>
+              </w:rPr>
+            </w:pPr>
+            <w:r>
+              <w:rPr>
+                <w:rFonts w:ascii="Roboto" w:hAnsi="Roboto"/>
+              </w:rPr>
+              <w:t>_____________________Литвинов В.Ю.</w:t>
+            </w:r>
+            <w:r>
+              <w:rPr>
+                <w:rFonts w:ascii="Roboto" w:hAnsi="Roboto"/>
+              </w:rPr>
+              <w:t>/</w:t>
             </w:r>
           </w:p>
           <w:p>
@@ -1097,12 +1123,6 @@
                 <w:rFonts w:ascii="Roboto" w:hAnsi="Roboto"/>
               </w:rPr>
             </w:pPr>
-            <w:r>
-              <w:rPr>
-                <w:rFonts w:ascii="Roboto" w:hAnsi="Roboto"/>
-              </w:rPr>
-              <w:t xml:space="preserve">М.П. </w:t>
-            </w:r>
           </w:p>
           <w:p>
             <w:pPr>
@@ -1133,7 +1153,13 @@
               <w:rPr>
                 <w:rFonts w:ascii="Roboto" w:hAnsi="Roboto"/>
               </w:rPr>
-              <w:t xml:space="preserve"> ИСПОЛНИТЕЛЬ:</w:t>
+              <w:t xml:space="preserve"> </w:t>
+            </w:r>
+            <w:r>
+              <w:rPr>
+                <w:rFonts w:ascii="Roboto" w:hAnsi="Roboto"/>
+              </w:rPr>
+              <w:t>ИСПОЛНИТЕЛЬ:</w:t>
             </w:r>
           </w:p>
           <w:p>
@@ -1162,109 +1188,206 @@
                 <w:rFonts w:ascii="Roboto" w:hAnsi="Roboto"/>
               </w:rPr>
             </w:pPr>
-            <w:r>
-              <w:rPr>
-                <w:rFonts w:ascii="Roboto" w:hAnsi="Roboto"/>
-              </w:rPr>
-              <w:t>_____________________________________________</w:t>
-            </w:r>
-          </w:p>
-          <w:p>
-            <w:pPr>
-              <w:rPr>
-                <w:rFonts w:ascii="Roboto" w:hAnsi="Roboto"/>
-              </w:rPr>
-            </w:pPr>
-          </w:p>
-          <w:p>
-            <w:pPr>
-              <w:rPr>
-                <w:rFonts w:ascii="Roboto" w:hAnsi="Roboto"/>
-              </w:rPr>
-            </w:pPr>
-            <w:r>
-              <w:rPr>
-                <w:rFonts w:ascii="Roboto" w:hAnsi="Roboto"/>
-              </w:rPr>
-              <w:t>ИНН: ________________________________________</w:t>
-            </w:r>
-          </w:p>
-          <w:p>
-            <w:pPr>
-              <w:rPr>
-                <w:rFonts w:ascii="Roboto" w:hAnsi="Roboto"/>
-              </w:rPr>
-            </w:pPr>
-            <w:r>
-              <w:rPr>
-                <w:rFonts w:ascii="Roboto" w:hAnsi="Roboto"/>
-              </w:rPr>
-              <w:t>Паспорт: серия _______ № ____________________</w:t>
-            </w:r>
-          </w:p>
-          <w:p>
-            <w:pPr>
-              <w:rPr>
-                <w:rFonts w:ascii="Roboto" w:hAnsi="Roboto"/>
-              </w:rPr>
-            </w:pPr>
-            <w:r>
-              <w:rPr>
-                <w:rFonts w:ascii="Roboto" w:hAnsi="Roboto"/>
-              </w:rPr>
-              <w:t>Выдан: ______________________________________</w:t>
-            </w:r>
-          </w:p>
-          <w:p>
-            <w:pPr>
-              <w:rPr>
-                <w:rFonts w:ascii="Roboto" w:hAnsi="Roboto"/>
-              </w:rPr>
-            </w:pPr>
-            <w:r>
-              <w:rPr>
-                <w:rFonts w:ascii="Roboto" w:hAnsi="Roboto"/>
-              </w:rPr>
-              <w:t>Дата выдачи: ________________________________</w:t>
-            </w:r>
-          </w:p>
-          <w:p>
-            <w:pPr>
-              <w:rPr>
-                <w:rFonts w:ascii="Roboto" w:hAnsi="Roboto"/>
-              </w:rPr>
-            </w:pPr>
-            <w:r>
-              <w:rPr>
-                <w:rFonts w:ascii="Roboto" w:hAnsi="Roboto"/>
-              </w:rPr>
-              <w:t>Код подразделения: __________________________</w:t>
-            </w:r>
-          </w:p>
-          <w:p>
-            <w:pPr>
-              <w:rPr>
-                <w:rFonts w:ascii="Roboto" w:hAnsi="Roboto"/>
-              </w:rPr>
-            </w:pPr>
-            <w:r>
-              <w:rPr>
-                <w:rFonts w:ascii="Roboto" w:hAnsi="Roboto"/>
-              </w:rPr>
-              <w:t>Адрес регистрации: ______________________</w:t>
-            </w:r>
-          </w:p>
-          <w:p>
-            <w:pPr>
-              <w:rPr>
-                <w:rFonts w:ascii="Roboto" w:hAnsi="Roboto"/>
-              </w:rPr>
-            </w:pPr>
-            <w:r>
-              <w:rPr>
-                <w:rFonts w:ascii="Roboto" w:hAnsi="Roboto"/>
-              </w:rPr>
-              <w:t>____________________________________________</w:t>
+          </w:p>
+          <w:p>
+            <w:pPr>
+              <w:jc w:val="both"/>
+              <w:rPr>
+                <w:rFonts w:ascii="Roboto" w:hAnsi="Roboto"/>
+              </w:rPr>
+            </w:pPr>
+            <w:r>
+              <w:rPr>
+                <w:rFonts w:ascii="Roboto" w:hAnsi="Roboto"/>
+              </w:rPr>
+              <w:t>Гражданин Российской Федерации Попович Владислав Павлович</w:t>
+            </w:r>
+          </w:p>
+          <w:p>
+            <w:pPr>
+              <w:jc w:val="both"/>
+              <w:rPr>
+                <w:rFonts w:ascii="Roboto" w:hAnsi="Roboto"/>
+              </w:rPr>
+            </w:pPr>
+            <w:r>
+              <w:rPr>
+                <w:rFonts w:ascii="Roboto" w:hAnsi="Roboto"/>
+              </w:rPr>
+              <w:t>П</w:t>
+            </w:r>
+            <w:r>
+              <w:rPr>
+                <w:rFonts w:ascii="Roboto" w:hAnsi="Roboto"/>
+              </w:rPr>
+              <w:t xml:space="preserve">аспорт серия </w:t>
+            </w:r>
+            <w:r>
+              <w:rPr>
+                <w:rFonts w:ascii="Roboto" w:hAnsi="Roboto"/>
+              </w:rPr>
+              <w:t>39 19</w:t>
+            </w:r>
+            <w:r>
+              <w:rPr>
+                <w:rFonts w:ascii="Roboto" w:hAnsi="Roboto"/>
+              </w:rPr>
+              <w:t xml:space="preserve"> № </w:t>
+            </w:r>
+            <w:r>
+              <w:rPr>
+                <w:rFonts w:ascii="Roboto" w:hAnsi="Roboto"/>
+              </w:rPr>
+              <w:t>437368</w:t>
+            </w:r>
+            <w:r>
+              <w:rPr>
+                <w:rFonts w:ascii="Roboto" w:hAnsi="Roboto"/>
+              </w:rPr>
+              <w:t xml:space="preserve"> </w:t>
+            </w:r>
+          </w:p>
+          <w:p>
+            <w:pPr>
+              <w:jc w:val="both"/>
+              <w:rPr>
+                <w:rFonts w:ascii="Roboto" w:hAnsi="Roboto"/>
+              </w:rPr>
+            </w:pPr>
+            <w:r>
+              <w:rPr>
+                <w:rFonts w:ascii="Roboto" w:hAnsi="Roboto"/>
+              </w:rPr>
+              <w:t xml:space="preserve">выдан </w:t>
+            </w:r>
+            <w:r>
+              <w:rPr>
+                <w:rFonts w:ascii="Roboto" w:hAnsi="Roboto"/>
+              </w:rPr>
+              <w:t xml:space="preserve">МВД по Республике Крым </w:t>
+            </w:r>
+          </w:p>
+          <w:p>
+            <w:pPr>
+              <w:jc w:val="both"/>
+              <w:rPr>
+                <w:rFonts w:ascii="Roboto" w:hAnsi="Roboto"/>
+              </w:rPr>
+            </w:pPr>
+            <w:r>
+              <w:rPr>
+                <w:rFonts w:ascii="Roboto" w:hAnsi="Roboto"/>
+              </w:rPr>
+              <w:t xml:space="preserve">дата выдачи </w:t>
+            </w:r>
+            <w:r>
+              <w:rPr>
+                <w:rFonts w:ascii="Roboto" w:hAnsi="Roboto"/>
+              </w:rPr>
+              <w:t>«25»</w:t>
+            </w:r>
+            <w:r>
+              <w:rPr>
+                <w:rFonts w:ascii="Roboto" w:hAnsi="Roboto"/>
+              </w:rPr>
+              <w:t xml:space="preserve"> </w:t>
+            </w:r>
+            <w:r>
+              <w:rPr>
+                <w:rFonts w:ascii="Roboto" w:hAnsi="Roboto"/>
+              </w:rPr>
+              <w:t>ноября</w:t>
+            </w:r>
+            <w:r>
+              <w:rPr>
+                <w:rFonts w:ascii="Roboto" w:hAnsi="Roboto"/>
+              </w:rPr>
+              <w:t xml:space="preserve"> </w:t>
+            </w:r>
+            <w:r>
+              <w:rPr>
+                <w:rFonts w:ascii="Roboto" w:hAnsi="Roboto"/>
+              </w:rPr>
+              <w:t>2019</w:t>
+            </w:r>
+            <w:r>
+              <w:rPr>
+                <w:rFonts w:ascii="Roboto" w:hAnsi="Roboto"/>
+              </w:rPr>
+              <w:t xml:space="preserve"> г., </w:t>
+            </w:r>
+          </w:p>
+          <w:p>
+            <w:pPr>
+              <w:jc w:val="both"/>
+              <w:rPr>
+                <w:rFonts w:ascii="Roboto" w:hAnsi="Roboto"/>
+              </w:rPr>
+            </w:pPr>
+            <w:r>
+              <w:rPr>
+                <w:rFonts w:ascii="Roboto" w:hAnsi="Roboto"/>
+              </w:rPr>
+              <w:t xml:space="preserve">код подразделения </w:t>
+            </w:r>
+            <w:r>
+              <w:rPr>
+                <w:rFonts w:ascii="Roboto" w:hAnsi="Roboto"/>
+              </w:rPr>
+              <w:t xml:space="preserve">910-004 </w:t>
+            </w:r>
+            <w:r>
+              <w:rPr>
+                <w:rFonts w:ascii="Roboto" w:hAnsi="Roboto"/>
+              </w:rPr>
+              <w:t xml:space="preserve">зарегистрированный по адресу: </w:t>
+            </w:r>
+            <w:proofErr w:type="spellStart"/>
+            <w:r>
+              <w:rPr>
+                <w:rFonts w:ascii="Roboto" w:hAnsi="Roboto"/>
+              </w:rPr>
+              <w:t>Респ</w:t>
+            </w:r>
+            <w:proofErr w:type="spellEnd"/>
+            <w:r>
+              <w:rPr>
+                <w:rFonts w:ascii="Roboto" w:hAnsi="Roboto"/>
+              </w:rPr>
+              <w:t xml:space="preserve">. Крым, р-н Первомайский, </w:t>
+            </w:r>
+            <w:proofErr w:type="spellStart"/>
+            <w:r>
+              <w:rPr>
+                <w:rFonts w:ascii="Roboto" w:hAnsi="Roboto"/>
+              </w:rPr>
+              <w:t>пгт</w:t>
+            </w:r>
+            <w:proofErr w:type="spellEnd"/>
+            <w:r>
+              <w:rPr>
+                <w:rFonts w:ascii="Roboto" w:hAnsi="Roboto"/>
+              </w:rPr>
+              <w:t>. Первомайское, ул. Переселенческая д.1</w:t>
+            </w:r>
+          </w:p>
+          <w:p>
+            <w:pPr>
+              <w:rPr>
+                <w:rFonts w:ascii="Roboto" w:hAnsi="Roboto"/>
+              </w:rPr>
+            </w:pPr>
+            <w:r>
+              <w:rPr>
+                <w:rFonts w:ascii="Roboto" w:hAnsi="Roboto"/>
+              </w:rPr>
+              <w:t xml:space="preserve">ИНН: </w:t>
+            </w:r>
+            <w:r>
+              <w:rPr>
+                <w:rFonts w:ascii="Roboto" w:hAnsi="Roboto"/>
+              </w:rPr>
+              <w:t>910606798766</w:t>
             </w:r>
           </w:p>
           <w:p>
@@ -1309,92 +1432,282 @@
               <w:rPr>
                 <w:rFonts w:ascii="Roboto" w:hAnsi="Roboto"/>
               </w:rPr>
-              <w:t>_______________________</w:t>
-            </w:r>
-          </w:p>
-          <w:p>
-            <w:pPr>
-              <w:rPr>
-                <w:rFonts w:ascii="Roboto" w:hAnsi="Roboto"/>
-              </w:rPr>
-            </w:pPr>
-            <w:r>
-              <w:rPr>
-                <w:rFonts w:ascii="Roboto" w:hAnsi="Roboto"/>
-              </w:rPr>
-              <w:t>Банк: _______________________________________</w:t>
-            </w:r>
-          </w:p>
-          <w:p>
-            <w:pPr>
-              <w:rPr>
-                <w:rFonts w:ascii="Roboto" w:hAnsi="Roboto"/>
-              </w:rPr>
-            </w:pPr>
-            <w:r>
-              <w:rPr>
-                <w:rFonts w:ascii="Roboto" w:hAnsi="Roboto"/>
-              </w:rPr>
-              <w:t>БИК: _______________________________________</w:t>
-            </w:r>
-          </w:p>
-          <w:p>
-            <w:pPr>
-              <w:rPr>
-                <w:rFonts w:ascii="Roboto" w:hAnsi="Roboto"/>
-              </w:rPr>
-            </w:pPr>
-            <w:r>
-              <w:rPr>
-                <w:rFonts w:ascii="Roboto" w:hAnsi="Roboto"/>
-              </w:rPr>
-              <w:t>Телефон: ____________________________________</w:t>
-            </w:r>
-          </w:p>
-          <w:p>
-            <w:pPr>
-              <w:rPr>
-                <w:rFonts w:ascii="Roboto" w:hAnsi="Roboto"/>
-              </w:rPr>
-            </w:pPr>
-            <w:r>
-              <w:rPr>
-                <w:rFonts w:ascii="Roboto" w:hAnsi="Roboto"/>
-              </w:rPr>
-              <w:t>E-mail: _____________________________________</w:t>
-            </w:r>
-          </w:p>
-          <w:p>
-            <w:pPr>
-              <w:rPr>
-                <w:rFonts w:ascii="Roboto" w:hAnsi="Roboto"/>
-              </w:rPr>
-            </w:pPr>
-          </w:p>
-          <w:p>
-            <w:pPr>
-              <w:rPr>
-                <w:rFonts w:ascii="Roboto" w:hAnsi="Roboto"/>
-              </w:rPr>
-            </w:pPr>
-            <w:r>
-              <w:rPr>
-                <w:rFonts w:ascii="Roboto" w:hAnsi="Roboto"/>
-              </w:rPr>
-              <w:t>Подпись:</w:t>
-            </w:r>
-          </w:p>
-          <w:p>
-            <w:pPr>
-              <w:rPr>
-                <w:rFonts w:ascii="Roboto" w:hAnsi="Roboto"/>
-              </w:rPr>
-            </w:pPr>
-            <w:r>
-              <w:rPr>
-                <w:rFonts w:ascii="Roboto" w:hAnsi="Roboto"/>
-              </w:rPr>
-              <w:t xml:space="preserve"> _________________ / _________________ /</w:t>
+              <w:t>40817810300076604584</w:t>
+            </w:r>
+          </w:p>
+          <w:p>
+            <w:pPr>
+              <w:rPr>
+                <w:rFonts w:ascii="Roboto" w:hAnsi="Roboto"/>
+              </w:rPr>
+            </w:pPr>
+            <w:r>
+              <w:rPr>
+                <w:rFonts w:ascii="Roboto" w:hAnsi="Roboto"/>
+              </w:rPr>
+              <w:t xml:space="preserve">Банк: </w:t>
+            </w:r>
+            <w:r>
+              <w:rPr>
+                <w:rFonts w:ascii="Roboto" w:hAnsi="Roboto"/>
+              </w:rPr>
+              <w:t>АО "</w:t>
+            </w:r>
+            <w:proofErr w:type="spellStart"/>
+            <w:r>
+              <w:rPr>
+                <w:rFonts w:ascii="Roboto" w:hAnsi="Roboto"/>
+              </w:rPr>
+              <w:t>ТБанк</w:t>
+            </w:r>
+            <w:proofErr w:type="spellEnd"/>
+            <w:r>
+              <w:rPr>
+                <w:rFonts w:ascii="Roboto" w:hAnsi="Roboto"/>
+              </w:rPr>
+              <w:t>"</w:t>
+            </w:r>
+          </w:p>
+          <w:p>
+            <w:pPr>
+              <w:rPr>
+                <w:rFonts w:ascii="Roboto" w:hAnsi="Roboto"/>
+              </w:rPr>
+            </w:pPr>
+            <w:r>
+              <w:rPr>
+                <w:rFonts w:ascii="Roboto" w:hAnsi="Roboto"/>
+              </w:rPr>
+              <w:t xml:space="preserve">БИК: </w:t>
+            </w:r>
+            <w:r>
+              <w:rPr>
+                <w:rFonts w:ascii="Roboto" w:hAnsi="Roboto"/>
+              </w:rPr>
+              <w:t>044525974</w:t>
+            </w:r>
+          </w:p>
+          <w:p>
+            <w:pPr>
+              <w:rPr>
+                <w:rFonts w:ascii="Roboto" w:hAnsi="Roboto"/>
+              </w:rPr>
+            </w:pPr>
+            <w:r>
+              <w:rPr>
+                <w:rFonts w:ascii="Roboto" w:hAnsi="Roboto"/>
+              </w:rPr>
+              <w:t xml:space="preserve">к/с </w:t>
+            </w:r>
+            <w:r>
+              <w:rPr>
+                <w:rFonts w:ascii="Roboto" w:hAnsi="Roboto"/>
+              </w:rPr>
+              <w:t>30101810145250000974</w:t>
+            </w:r>
+          </w:p>
+          <w:p>
+            <w:pPr>
+              <w:rPr>
+                <w:rFonts w:ascii="Roboto" w:hAnsi="Roboto"/>
+              </w:rPr>
+            </w:pPr>
+            <w:r>
+              <w:rPr>
+                <w:noProof/>
+              </w:rPr>
+              <w:drawing>
+                <wp:anchor distT="0" distB="0" distL="114300" distR="114300" simplePos="0" relativeHeight="251659264" behindDoc="0" locked="0" layoutInCell="1" allowOverlap="1" wp14:anchorId="6D6A3CF5" wp14:editId="1FB17DD0">
+                  <wp:simplePos x="0" y="0"/>
+                  <wp:positionH relativeFrom="column">
+                    <wp:posOffset>-1270</wp:posOffset>
+                  </wp:positionH>
+                  <wp:positionV relativeFrom="paragraph">
+                    <wp:posOffset>104775</wp:posOffset>
+                  </wp:positionV>
+                  <wp:extent cx="1073150" cy="929250"/>
+                  <wp:effectExtent l="0" t="0" r="0" b="0"/>
+                  <wp:wrapNone/>
+                  <wp:docPr id="3" name="Рисунок 3"/>
+                  <wp:cNvGraphicFramePr>
+                    <a:graphicFrameLocks xmlns:a="http://schemas.openxmlformats.org/drawingml/2006/main" noChangeAspect="1"/>
+                  </wp:cNvGraphicFramePr>
+                  <a:graphic xmlns:a="http://schemas.openxmlformats.org/drawingml/2006/main">
+                    <a:graphicData uri="http://schemas.openxmlformats.org/drawingml/2006/picture">
+                      <pic:pic xmlns:pic="http://schemas.openxmlformats.org/drawingml/2006/picture">
+                        <pic:nvPicPr>
+                          <pic:cNvPr id="0" name="Picture 2"/>
+                          <pic:cNvPicPr>
+                            <a:picLocks noChangeAspect="1" noChangeArrowheads="1"/>
+                          </pic:cNvPicPr>
+                        </pic:nvPicPr>
+                        <pic:blipFill>
+                          <a:blip r:embed="rId6" cstate="print">
+                            <a:extLst>
+                              <a:ext uri="{28A0092B-C50C-407E-A947-70E740481C1C}">
+                                <a14:useLocalDpi xmlns:a14="http://schemas.microsoft.com/office/drawing/2010/main" val="0"/>
+                              </a:ext>
+                            </a:extLst>
+                          </a:blip>
+                          <a:srcRect/>
+                          <a:stretch>
+                            <a:fillRect/>
+                          </a:stretch>
+                        </pic:blipFill>
+                        <pic:spPr bwMode="auto">
+                          <a:xfrm>
+                            <a:off x="0" y="0"/>
+                            <a:ext cx="1073150" cy="929250"/>
+                          </a:xfrm>
+                          <a:prstGeom prst="rect">
+                            <a:avLst/>
+                          </a:prstGeom>
+                          <a:noFill/>
+                          <a:ln>
+                            <a:noFill/>
+                          </a:ln>
+                        </pic:spPr>
+                      </pic:pic>
+                    </a:graphicData>
+                  </a:graphic>
+                </wp:anchor>
+              </w:drawing>
+            </w:r>
+            <w:r>
+              <w:rPr>
+                <w:rFonts w:ascii="Roboto" w:hAnsi="Roboto"/>
+              </w:rPr>
+              <w:t>Телефон</w:t>
+            </w:r>
+            <w:r>
+              <w:rPr>
+                <w:rFonts w:ascii="Roboto" w:hAnsi="Roboto"/>
+              </w:rPr>
+              <w:t>: +79788643335</w:t>
+            </w:r>
+          </w:p>
+          <w:p>
+            <w:pPr>
+              <w:rPr>
+                <w:rFonts w:ascii="Roboto" w:hAnsi="Roboto"/>
+              </w:rPr>
+            </w:pPr>
+            <w:r>
+              <w:rPr>
+                <w:rFonts w:ascii="Roboto" w:hAnsi="Roboto"/>
+                <w:lang w:val="en-US"/>
+              </w:rPr>
+              <w:t>E</w:t>
+            </w:r>
+            <w:r>
+              <w:rPr>
+                <w:rFonts w:ascii="Roboto" w:hAnsi="Roboto"/>
+              </w:rPr>
+              <w:t>-</w:t>
+            </w:r>
+            <w:r>
+              <w:rPr>
+                <w:rFonts w:ascii="Roboto" w:hAnsi="Roboto"/>
+                <w:lang w:val="en-US"/>
+              </w:rPr>
+              <w:t>mail</w:t>
+            </w:r>
+            <w:r>
+              <w:rPr>
+                <w:rFonts w:ascii="Roboto" w:hAnsi="Roboto"/>
+              </w:rPr>
+              <w:t xml:space="preserve">: </w:t>
+            </w:r>
+            <w:proofErr w:type="spellStart"/>
+            <w:r>
+              <w:rPr>
+                <w:rFonts w:ascii="Roboto" w:hAnsi="Roboto"/>
+                <w:lang w:val="en-US"/>
+              </w:rPr>
+              <w:t>vlad</w:t>
+            </w:r>
+            <w:proofErr w:type="spellEnd"/>
+            <w:r>
+              <w:rPr>
+                <w:rFonts w:ascii="Roboto" w:hAnsi="Roboto"/>
+              </w:rPr>
+              <w:t>-</w:t>
+            </w:r>
+            <w:proofErr w:type="spellStart"/>
+            <w:r>
+              <w:rPr>
+                <w:rFonts w:ascii="Roboto" w:hAnsi="Roboto"/>
+                <w:lang w:val="en-US"/>
+              </w:rPr>
+              <w:t>popovich</w:t>
+            </w:r>
+            <w:proofErr w:type="spellEnd"/>
+            <w:r>
+              <w:rPr>
+                <w:rFonts w:ascii="Roboto" w:hAnsi="Roboto"/>
+              </w:rPr>
+              <w:t>@</w:t>
+            </w:r>
+            <w:r>
+              <w:rPr>
+                <w:rFonts w:ascii="Roboto" w:hAnsi="Roboto"/>
+                <w:lang w:val="en-US"/>
+              </w:rPr>
+              <w:t>mail</w:t>
+            </w:r>
+            <w:r>
+              <w:rPr>
+                <w:rFonts w:ascii="Roboto" w:hAnsi="Roboto"/>
+              </w:rPr>
+              <w:t>.</w:t>
+            </w:r>
+            <w:proofErr w:type="spellStart"/>
+            <w:r>
+              <w:rPr>
+                <w:rFonts w:ascii="Roboto" w:hAnsi="Roboto"/>
+                <w:lang w:val="en-US"/>
+              </w:rPr>
+              <w:t>ru</w:t>
+            </w:r>
+            <w:proofErr w:type="spellEnd"/>
+          </w:p>
+          <w:p>
+            <w:pPr>
+              <w:rPr>
+                <w:rFonts w:ascii="Roboto" w:hAnsi="Roboto"/>
+              </w:rPr>
+            </w:pPr>
+          </w:p>
+          <w:p>
+            <w:pPr>
+              <w:rPr>
+                <w:rFonts w:ascii="Roboto" w:hAnsi="Roboto"/>
+              </w:rPr>
+            </w:pPr>
+          </w:p>
+          <w:p>
+            <w:pPr>
+              <w:rPr>
+                <w:rFonts w:ascii="Roboto" w:hAnsi="Roboto"/>
+              </w:rPr>
+            </w:pPr>
+            <w:r>
+              <w:rPr>
+                <w:rFonts w:ascii="Roboto" w:hAnsi="Roboto"/>
+              </w:rPr>
+              <w:t xml:space="preserve">_________________ / </w:t>
+            </w:r>
+            <w:r>
+              <w:rPr>
+                <w:rFonts w:ascii="Roboto" w:hAnsi="Roboto"/>
+              </w:rPr>
+              <w:t>Попович В.П.</w:t>
+            </w:r>
+            <w:r>
+              <w:rPr>
+                <w:rFonts w:ascii="Roboto" w:hAnsi="Roboto"/>
+              </w:rPr>
+              <w:t xml:space="preserve"> /</w:t>
             </w:r>
           </w:p>
           <w:p>
@@ -1415,6 +1728,7 @@
       </w:pPr>
     </w:p>
     <w:sectPr>
+      <w:footerReference w:type="default" r:id="rId7"/>
       <w:pgSz w:w="11906" w:h="16838"/>
       <w:pgMar w:top="1134" w:right="850" w:bottom="1134" w:left="1701" w:header="709" w:footer="709" w:gutter="0"/>
       <w:cols w:space="708"/>
@@ -1422,6 +1736,130 @@
     </w:sectPr>
   </w:body>
 </w:document>
+</file>
+
+<file path=word/endnotes.xml><?xml version="1.0" encoding="utf-8"?>
+<w:endnotes xmlns:wpc="http://schemas.microsoft.com/office/word/2010/wordprocessingCanvas" xmlns:cx="http://schemas.microsoft.com/office/drawing/2014/chartex" xmlns:cx1="http://schemas.microsoft.com/office/drawing/2015/9/8/chartex" xmlns:cx2="http://schemas.microsoft.com/office/drawing/2015/10/21/chartex" xmlns:cx3="http://schemas.microsoft.com/office/drawing/2016/5/9/chartex" xmlns:cx4="http://schemas.microsoft.com/office/drawing/2016/5/10/chartex" xmlns:cx5="http://schemas.microsoft.com/office/drawing/2016/5/11/chartex" xmlns:cx6="http://schemas.microsoft.com/office/drawing/2016/5/12/chartex" xmlns:cx7="http://schemas.microsoft.com/office/drawing/2016/5/13/chartex" xmlns:cx8="http://schemas.microsoft.com/office/drawing/2016/5/14/chartex" xmlns:mc="http://schemas.openxmlformats.org/markup-compatibility/2006" xmlns:aink="http://schemas.microsoft.com/office/drawing/2016/ink" xmlns:am3d="http://schemas.microsoft.com/office/drawing/2017/model3d" xmlns:o="urn:schemas-microsoft-com:office:office" xmlns:r="http://schemas.openxmlformats.org/officeDocument/2006/relationships" xmlns:m="http://schemas.openxmlformats.org/officeDocument/2006/math" xmlns:v="urn:schemas-microsoft-com:vml" xmlns:wp14="http://schemas.microsoft.com/office/word/2010/wordprocessingDrawing" xmlns:wp="http://schemas.openxmlformats.org/drawingml/2006/wordprocessingDrawing" xmlns:w10="urn:schemas-microsoft-com:office:word" xmlns:w="http://schemas.openxmlformats.org/wordprocessingml/2006/main" xmlns:w14="http://schemas.microsoft.com/office/word/2010/wordml" xmlns:w15="http://schemas.microsoft.com/office/word/2012/wordml" xmlns:w16cex="http://schemas.microsoft.com/office/word/2018/wordml/cex" xmlns:w16cid="http://schemas.microsoft.com/office/word/2016/wordml/cid" xmlns:w16="http://schemas.microsoft.com/office/word/2018/wordml" xmlns:w16sdtdh="http://schemas.microsoft.com/office/word/2020/wordml/sdtdatahash" xmlns:w16se="http://schemas.microsoft.com/office/word/2015/wordml/symex" xmlns:wpg="http://schemas.microsoft.com/office/word/2010/wordprocessingGroup" xmlns:wpi="http://schemas.microsoft.com/office/word/2010/wordprocessingInk" xmlns:wne="http://schemas.microsoft.com/office/word/2006/wordml" xmlns:wps="http://schemas.microsoft.com/office/word/2010/wordprocessingShape" mc:Ignorable="w14 w15 w16se w16cid w16 w16cex w16sdtdh wp14">
+  <w:endnote w:type="separator" w:id="-1">
+    <w:p>
+      <w:pPr>
+        <w:spacing w:after="0" w:line="240" w:lineRule="auto"/>
+      </w:pPr>
+      <w:r>
+        <w:separator/>
+      </w:r>
+    </w:p>
+  </w:endnote>
+  <w:endnote w:type="continuationSeparator" w:id="0">
+    <w:p>
+      <w:pPr>
+        <w:spacing w:after="0" w:line="240" w:lineRule="auto"/>
+      </w:pPr>
+      <w:r>
+        <w:continuationSeparator/>
+      </w:r>
+    </w:p>
+  </w:endnote>
+</w:endnotes>
+</file>
+
+<file path=word/footer1.xml><?xml version="1.0" encoding="utf-8"?>
+<w:ftr xmlns:wpc="http://schemas.microsoft.com/office/word/2010/wordprocessingCanvas" xmlns:cx="http://schemas.microsoft.com/office/drawing/2014/chartex" xmlns:cx1="http://schemas.microsoft.com/office/drawing/2015/9/8/chartex" xmlns:cx2="http://schemas.microsoft.com/office/drawing/2015/10/21/chartex" xmlns:cx3="http://schemas.microsoft.com/office/drawing/2016/5/9/chartex" xmlns:cx4="http://schemas.microsoft.com/office/drawing/2016/5/10/chartex" xmlns:cx5="http://schemas.microsoft.com/office/drawing/2016/5/11/chartex" xmlns:cx6="http://schemas.microsoft.com/office/drawing/2016/5/12/chartex" xmlns:cx7="http://schemas.microsoft.com/office/drawing/2016/5/13/chartex" xmlns:cx8="http://schemas.microsoft.com/office/drawing/2016/5/14/chartex" xmlns:mc="http://schemas.openxmlformats.org/markup-compatibility/2006" xmlns:aink="http://schemas.microsoft.com/office/drawing/2016/ink" xmlns:am3d="http://schemas.microsoft.com/office/drawing/2017/model3d" xmlns:o="urn:schemas-microsoft-com:office:office" xmlns:r="http://schemas.openxmlformats.org/officeDocument/2006/relationships" xmlns:m="http://schemas.openxmlformats.org/officeDocument/2006/math" xmlns:v="urn:schemas-microsoft-com:vml" xmlns:wp14="http://schemas.microsoft.com/office/word/2010/wordprocessingDrawing" xmlns:wp="http://schemas.openxmlformats.org/drawingml/2006/wordprocessingDrawing" xmlns:w10="urn:schemas-microsoft-com:office:word" xmlns:w="http://schemas.openxmlformats.org/wordprocessingml/2006/main" xmlns:w14="http://schemas.microsoft.com/office/word/2010/wordml" xmlns:w15="http://schemas.microsoft.com/office/word/2012/wordml" xmlns:w16cex="http://schemas.microsoft.com/office/word/2018/wordml/cex" xmlns:w16cid="http://schemas.microsoft.com/office/word/2016/wordml/cid" xmlns:w16="http://schemas.microsoft.com/office/word/2018/wordml" xmlns:w16sdtdh="http://schemas.microsoft.com/office/word/2020/wordml/sdtdatahash" xmlns:w16se="http://schemas.microsoft.com/office/word/2015/wordml/symex" xmlns:wpg="http://schemas.microsoft.com/office/word/2010/wordprocessingGroup" xmlns:wpi="http://schemas.microsoft.com/office/word/2010/wordprocessingInk" xmlns:wne="http://schemas.microsoft.com/office/word/2006/wordml" xmlns:wps="http://schemas.microsoft.com/office/word/2010/wordprocessingShape" mc:Ignorable="w14 w15 w16se w16cid w16 w16cex w16sdtdh wp14">
+  <w:p>
+    <w:pPr>
+      <w:pStyle w:val="a6"/>
+    </w:pPr>
+    <w:r>
+      <w:rPr>
+        <w:noProof/>
+      </w:rPr>
+      <w:drawing>
+        <wp:anchor distT="0" distB="0" distL="114300" distR="114300" simplePos="0" relativeHeight="251659264" behindDoc="0" locked="0" layoutInCell="1" allowOverlap="1" wp14:anchorId="1606A5BB" wp14:editId="1810C589">
+          <wp:simplePos x="0" y="0"/>
+          <wp:positionH relativeFrom="column">
+            <wp:posOffset>3688715</wp:posOffset>
+          </wp:positionH>
+          <wp:positionV relativeFrom="paragraph">
+            <wp:posOffset>-508000</wp:posOffset>
+          </wp:positionV>
+          <wp:extent cx="1073150" cy="929250"/>
+          <wp:effectExtent l="0" t="0" r="0" b="0"/>
+          <wp:wrapNone/>
+          <wp:docPr id="2" name="Рисунок 2"/>
+          <wp:cNvGraphicFramePr>
+            <a:graphicFrameLocks xmlns:a="http://schemas.openxmlformats.org/drawingml/2006/main" noChangeAspect="1"/>
+          </wp:cNvGraphicFramePr>
+          <a:graphic xmlns:a="http://schemas.openxmlformats.org/drawingml/2006/main">
+            <a:graphicData uri="http://schemas.openxmlformats.org/drawingml/2006/picture">
+              <pic:pic xmlns:pic="http://schemas.openxmlformats.org/drawingml/2006/picture">
+                <pic:nvPicPr>
+                  <pic:cNvPr id="0" name="Picture 2"/>
+                  <pic:cNvPicPr>
+                    <a:picLocks noChangeAspect="1" noChangeArrowheads="1"/>
+                  </pic:cNvPicPr>
+                </pic:nvPicPr>
+                <pic:blipFill>
+                  <a:blip r:embed="rId1">
+                    <a:extLst>
+                      <a:ext uri="{28A0092B-C50C-407E-A947-70E740481C1C}">
+                        <a14:useLocalDpi xmlns:a14="http://schemas.microsoft.com/office/drawing/2010/main" val="0"/>
+                      </a:ext>
+                    </a:extLst>
+                  </a:blip>
+                  <a:srcRect/>
+                  <a:stretch>
+                    <a:fillRect/>
+                  </a:stretch>
+                </pic:blipFill>
+                <pic:spPr bwMode="auto">
+                  <a:xfrm>
+                    <a:off x="0" y="0"/>
+                    <a:ext cx="1073150" cy="929250"/>
+                  </a:xfrm>
+                  <a:prstGeom prst="rect">
+                    <a:avLst/>
+                  </a:prstGeom>
+                  <a:noFill/>
+                  <a:ln>
+                    <a:noFill/>
+                  </a:ln>
+                </pic:spPr>
+              </pic:pic>
+            </a:graphicData>
+          </a:graphic>
+        </wp:anchor>
+      </w:drawing>
+    </w:r>
+    <w:r>
+      <w:t>_____________/_________________                                                _________________/Попович В.П.</w:t>
+    </w:r>
+  </w:p>
+</w:ftr>
+</file>
+
+<file path=word/footnotes.xml><?xml version="1.0" encoding="utf-8"?>
+<w:footnotes xmlns:wpc="http://schemas.microsoft.com/office/word/2010/wordprocessingCanvas" xmlns:cx="http://schemas.microsoft.com/office/drawing/2014/chartex" xmlns:cx1="http://schemas.microsoft.com/office/drawing/2015/9/8/chartex" xmlns:cx2="http://schemas.microsoft.com/office/drawing/2015/10/21/chartex" xmlns:cx3="http://schemas.microsoft.com/office/drawing/2016/5/9/chartex" xmlns:cx4="http://schemas.microsoft.com/office/drawing/2016/5/10/chartex" xmlns:cx5="http://schemas.microsoft.com/office/drawing/2016/5/11/chartex" xmlns:cx6="http://schemas.microsoft.com/office/drawing/2016/5/12/chartex" xmlns:cx7="http://schemas.microsoft.com/office/drawing/2016/5/13/chartex" xmlns:cx8="http://schemas.microsoft.com/office/drawing/2016/5/14/chartex" xmlns:mc="http://schemas.openxmlformats.org/markup-compatibility/2006" xmlns:aink="http://schemas.microsoft.com/office/drawing/2016/ink" xmlns:am3d="http://schemas.microsoft.com/office/drawing/2017/model3d" xmlns:o="urn:schemas-microsoft-com:office:office" xmlns:r="http://schemas.openxmlformats.org/officeDocument/2006/relationships" xmlns:m="http://schemas.openxmlformats.org/officeDocument/2006/math" xmlns:v="urn:schemas-microsoft-com:vml" xmlns:wp14="http://schemas.microsoft.com/office/word/2010/wordprocessingDrawing" xmlns:wp="http://schemas.openxmlformats.org/drawingml/2006/wordprocessingDrawing" xmlns:w10="urn:schemas-microsoft-com:office:word" xmlns:w="http://schemas.openxmlformats.org/wordprocessingml/2006/main" xmlns:w14="http://schemas.microsoft.com/office/word/2010/wordml" xmlns:w15="http://schemas.microsoft.com/office/word/2012/wordml" xmlns:w16cex="http://schemas.microsoft.com/office/word/2018/wordml/cex" xmlns:w16cid="http://schemas.microsoft.com/office/word/2016/wordml/cid" xmlns:w16="http://schemas.microsoft.com/office/word/2018/wordml" xmlns:w16sdtdh="http://schemas.microsoft.com/office/word/2020/wordml/sdtdatahash" xmlns:w16se="http://schemas.microsoft.com/office/word/2015/wordml/symex" xmlns:wpg="http://schemas.microsoft.com/office/word/2010/wordprocessingGroup" xmlns:wpi="http://schemas.microsoft.com/office/word/2010/wordprocessingInk" xmlns:wne="http://schemas.microsoft.com/office/word/2006/wordml" xmlns:wps="http://schemas.microsoft.com/office/word/2010/wordprocessingShape" mc:Ignorable="w14 w15 w16se w16cid w16 w16cex w16sdtdh wp14">
+  <w:footnote w:type="separator" w:id="-1">
+    <w:p>
+      <w:pPr>
+        <w:spacing w:after="0" w:line="240" w:lineRule="auto"/>
+      </w:pPr>
+      <w:r>
+        <w:separator/>
+      </w:r>
+    </w:p>
+  </w:footnote>
+  <w:footnote w:type="continuationSeparator" w:id="0">
+    <w:p>
+      <w:pPr>
+        <w:spacing w:after="0" w:line="240" w:lineRule="auto"/>
+      </w:pPr>
+      <w:r>
+        <w:continuationSeparator/>
+      </w:r>
+    </w:p>
+  </w:footnote>
+</w:footnotes>
 </file>
 
 <file path=word/styles.xml><?xml version="1.0" encoding="utf-8"?>
@@ -1870,6 +2308,50 @@
       </w:tblBorders>
     </w:tblPr>
   </w:style>
+  <w:style w:type="paragraph" w:styleId="a4">
+    <w:name w:val="header"/>
+    <w:basedOn w:val="a"/>
+    <w:link w:val="a5"/>
+    <w:uiPriority w:val="99"/>
+    <w:unhideWhenUsed/>
+    <w:rsid w:val="001707D6"/>
+    <w:pPr>
+      <w:tabs>
+        <w:tab w:val="center" w:pos="4677"/>
+        <w:tab w:val="right" w:pos="9355"/>
+      </w:tabs>
+      <w:spacing w:after="0" w:line="240" w:lineRule="auto"/>
+    </w:pPr>
+  </w:style>
+  <w:style w:type="character" w:customStyle="1" w:styleId="a5">
+    <w:name w:val="Верхний колонтитул Знак"/>
+    <w:basedOn w:val="a0"/>
+    <w:link w:val="a4"/>
+    <w:uiPriority w:val="99"/>
+    <w:rsid w:val="001707D6"/>
+  </w:style>
+  <w:style w:type="paragraph" w:styleId="a6">
+    <w:name w:val="footer"/>
+    <w:basedOn w:val="a"/>
+    <w:link w:val="a7"/>
+    <w:uiPriority w:val="99"/>
+    <w:unhideWhenUsed/>
+    <w:rsid w:val="001707D6"/>
+    <w:pPr>
+      <w:tabs>
+        <w:tab w:val="center" w:pos="4677"/>
+        <w:tab w:val="right" w:pos="9355"/>
+      </w:tabs>
+      <w:spacing w:after="0" w:line="240" w:lineRule="auto"/>
+    </w:pPr>
+  </w:style>
+  <w:style w:type="character" w:customStyle="1" w:styleId="a7">
+    <w:name w:val="Нижний колонтитул Знак"/>
+    <w:basedOn w:val="a0"/>
+    <w:link w:val="a6"/>
+    <w:uiPriority w:val="99"/>
+    <w:rsid w:val="001707D6"/>
+  </w:style>
 </w:styles>
 </file>
 
